--- a/public/Klyde_Joseph_Yabo_Resume.docx
+++ b/public/Klyde_Joseph_Yabo_Resume.docx
@@ -34,7 +34,7 @@
         </w:rPr>
         <w:t xml:space="preserve">klydejosephy@gmail.com   |   +63 945 592 7782   |   </w:t>
       </w:r>
-      <w:hyperlink w:history="1" r:id="rIdtiu3bewbppxah2oq6eggp">
+      <w:hyperlink w:history="1" r:id="rIdsm-rcfzovf5mo_pezpszp">
         <w:r>
           <w:rPr>
             <w:rFonts w:ascii="Calibri" w:cs="Calibri" w:eastAsia="Calibri" w:hAnsi="Calibri"/>
@@ -55,7 +55,7 @@
         </w:rPr>
         <w:t xml:space="preserve">   |   </w:t>
       </w:r>
-      <w:hyperlink w:history="1" r:id="rIdyv1xfjrhmcdt85onatsm_">
+      <w:hyperlink w:history="1" r:id="rIdwyqkaidlm7s3-fatdrg9d">
         <w:r>
           <w:rPr>
             <w:rFonts w:ascii="Calibri" w:cs="Calibri" w:eastAsia="Calibri" w:hAnsi="Calibri"/>
@@ -171,7 +171,7 @@
           </w:p>
           <w:p>
             <w:pPr>
-              <w:spacing w:after="40"/>
+              <w:spacing w:after="20"/>
             </w:pPr>
             <w:r>
               <w:rPr>
@@ -181,6 +181,66 @@
                 <w:szCs w:val="19"/>
               </w:rPr>
               <w:t xml:space="preserve">Bachelor of Science in Information Technology (2020 – 2024)</w:t>
+            </w:r>
+          </w:p>
+          <w:p>
+            <w:pPr>
+              <w:spacing w:after="20"/>
+            </w:pPr>
+            <w:r>
+              <w:rPr>
+                <w:rFonts w:ascii="Calibri" w:cs="Calibri" w:eastAsia="Calibri" w:hAnsi="Calibri"/>
+                <w:b/>
+                <w:bCs/>
+                <w:color w:val="222222"/>
+                <w:sz w:val="20"/>
+                <w:szCs w:val="20"/>
+              </w:rPr>
+              <w:t xml:space="preserve">STI Malaybalay</w:t>
+            </w:r>
+          </w:p>
+          <w:p>
+            <w:pPr>
+              <w:spacing w:after="20"/>
+            </w:pPr>
+            <w:r>
+              <w:rPr>
+                <w:rFonts w:ascii="Calibri" w:cs="Calibri" w:eastAsia="Calibri" w:hAnsi="Calibri"/>
+                <w:color w:val="555555"/>
+                <w:sz w:val="19"/>
+                <w:szCs w:val="19"/>
+              </w:rPr>
+              <w:t xml:space="preserve">Technical-Vocational-Livelihood — Information Technology, Senior High School (2018 – 2020)</w:t>
+            </w:r>
+          </w:p>
+          <w:p>
+            <w:pPr>
+              <w:spacing w:after="20"/>
+            </w:pPr>
+            <w:r>
+              <w:rPr>
+                <w:rFonts w:ascii="Calibri" w:cs="Calibri" w:eastAsia="Calibri" w:hAnsi="Calibri"/>
+                <w:b/>
+                <w:bCs/>
+                <w:color w:val="222222"/>
+                <w:sz w:val="20"/>
+                <w:szCs w:val="20"/>
+              </w:rPr>
+              <w:t xml:space="preserve">Bukidnon National High School</w:t>
+            </w:r>
+          </w:p>
+          <w:p>
+            <w:pPr>
+              <w:spacing w:after="40"/>
+            </w:pPr>
+            <w:r>
+              <w:rPr>
+                <w:rFonts w:ascii="Calibri" w:cs="Calibri" w:eastAsia="Calibri" w:hAnsi="Calibri"/>
+                <w:color w:val="555555"/>
+                <w:sz w:val="19"/>
+                <w:szCs w:val="19"/>
+              </w:rPr>
+              <w:t xml:space="preserve">Special Program in Sports, Junior High School (2014 – 2018)</w:t>
             </w:r>
           </w:p>
           <w:p>
